--- a/Documentation/R_183_RomainDenis.docx
+++ b/Documentation/R_183_RomainDenis.docx
@@ -5262,20 +5262,114 @@
     </w:p>
     <w:p>
       <w:pPr>
-        <w:pStyle w:val="Titre2"/>
-        <w:ind w:left="0" w:firstLine="708"/>
-      </w:pPr>
-      <w:bookmarkStart w:id="49" w:name="_Toc187673814"/>
-      <w:r>
-        <w:t xml:space="preserve">6.5 Vérification du </w:t>
+        <w:pStyle w:val="Retraitcorpsdetexte"/>
+        <w:rPr>
+          <w:sz w:val="24"/>
+          <w:szCs w:val="24"/>
+        </w:rPr>
+      </w:pPr>
+      <w:r>
+        <w:rPr>
+          <w:sz w:val="24"/>
+          <w:szCs w:val="24"/>
+        </w:rPr>
+        <w:t>Le code hache et sale le mot de passe avant de le placer dans la base de données. Cela se fait dans la route POST pour /</w:t>
       </w:r>
       <w:proofErr w:type="spellStart"/>
       <w:r>
-        <w:t>token</w:t>
+        <w:rPr>
+          <w:sz w:val="24"/>
+          <w:szCs w:val="24"/>
+        </w:rPr>
+        <w:t>register</w:t>
       </w:r>
       <w:proofErr w:type="spellEnd"/>
       <w:r>
-        <w:t xml:space="preserve"> JWT </w:t>
+        <w:rPr>
+          <w:sz w:val="24"/>
+          <w:szCs w:val="24"/>
+        </w:rPr>
+        <w:t>, avec le code ci-dessous</w:t>
+      </w:r>
+      <w:r>
+        <w:rPr>
+          <w:sz w:val="24"/>
+          <w:szCs w:val="24"/>
+        </w:rPr>
+        <w:t xml:space="preserve">. The code uses </w:t>
+      </w:r>
+    </w:p>
+    <w:p>
+      <w:pPr>
+        <w:pStyle w:val="Retraitcorpsdetexte"/>
+        <w:rPr>
+          <w:sz w:val="24"/>
+          <w:szCs w:val="24"/>
+        </w:rPr>
+      </w:pPr>
+      <w:r>
+        <w:rPr>
+          <w:sz w:val="24"/>
+          <w:szCs w:val="24"/>
+        </w:rPr>
+        <w:drawing>
+          <wp:inline distT="0" distB="0" distL="0" distR="0" wp14:anchorId="4BFEB9CD" wp14:editId="619DFAF7">
+            <wp:extent cx="4986958" cy="1833693"/>
+            <wp:effectExtent l="0" t="0" r="4445" b="0"/>
+            <wp:docPr id="7" name="Image 7"/>
+            <wp:cNvGraphicFramePr>
+              <a:graphicFrameLocks xmlns:a="http://schemas.openxmlformats.org/drawingml/2006/main" noChangeAspect="1"/>
+            </wp:cNvGraphicFramePr>
+            <a:graphic xmlns:a="http://schemas.openxmlformats.org/drawingml/2006/main">
+              <a:graphicData uri="http://schemas.openxmlformats.org/drawingml/2006/picture">
+                <pic:pic xmlns:pic="http://schemas.openxmlformats.org/drawingml/2006/picture">
+                  <pic:nvPicPr>
+                    <pic:cNvPr id="1" name=""/>
+                    <pic:cNvPicPr/>
+                  </pic:nvPicPr>
+                  <pic:blipFill>
+                    <a:blip r:embed="rId9"/>
+                    <a:stretch>
+                      <a:fillRect/>
+                    </a:stretch>
+                  </pic:blipFill>
+                  <pic:spPr>
+                    <a:xfrm>
+                      <a:off x="0" y="0"/>
+                      <a:ext cx="4995081" cy="1836680"/>
+                    </a:xfrm>
+                    <a:prstGeom prst="rect">
+                      <a:avLst/>
+                    </a:prstGeom>
+                  </pic:spPr>
+                </pic:pic>
+              </a:graphicData>
+            </a:graphic>
+          </wp:inline>
+        </w:drawing>
+      </w:r>
+    </w:p>
+    <w:p>
+      <w:pPr>
+        <w:pStyle w:val="Retraitcorpsdetexte"/>
+        <w:rPr>
+          <w:sz w:val="24"/>
+          <w:szCs w:val="24"/>
+        </w:rPr>
+      </w:pPr>
+      <w:r>
+        <w:rPr>
+          <w:sz w:val="24"/>
+          <w:szCs w:val="24"/>
+        </w:rPr>
+        <w:t>En conséquence, la base de données ressemble à ceci, avec le mot de passe haché et le sel à la fois avec l'utilisateur correspondant</w:t>
+      </w:r>
+      <w:r>
+        <w:rPr>
+          <w:sz w:val="24"/>
+          <w:szCs w:val="24"/>
+        </w:rPr>
+        <w:t> :</w:t>
       </w:r>
     </w:p>
     <w:p>
@@ -5288,6 +5382,90 @@
           <w:szCs w:val="18"/>
         </w:rPr>
       </w:pPr>
+    </w:p>
+    <w:p>
+      <w:pPr>
+        <w:pStyle w:val="Retraitcorpsdetexte"/>
+        <w:rPr>
+          <w:i/>
+          <w:iCs/>
+          <w:sz w:val="18"/>
+          <w:szCs w:val="18"/>
+        </w:rPr>
+      </w:pPr>
+      <w:r>
+        <w:rPr>
+          <w:i/>
+          <w:iCs/>
+          <w:sz w:val="18"/>
+          <w:szCs w:val="18"/>
+        </w:rPr>
+        <w:drawing>
+          <wp:inline distT="0" distB="0" distL="0" distR="0" wp14:anchorId="277AEA66" wp14:editId="36D145DF">
+            <wp:extent cx="5552716" cy="1432564"/>
+            <wp:effectExtent l="0" t="0" r="0" b="0"/>
+            <wp:docPr id="6" name="Image 6"/>
+            <wp:cNvGraphicFramePr>
+              <a:graphicFrameLocks xmlns:a="http://schemas.openxmlformats.org/drawingml/2006/main" noChangeAspect="1"/>
+            </wp:cNvGraphicFramePr>
+            <a:graphic xmlns:a="http://schemas.openxmlformats.org/drawingml/2006/main">
+              <a:graphicData uri="http://schemas.openxmlformats.org/drawingml/2006/picture">
+                <pic:pic xmlns:pic="http://schemas.openxmlformats.org/drawingml/2006/picture">
+                  <pic:nvPicPr>
+                    <pic:cNvPr id="1" name=""/>
+                    <pic:cNvPicPr/>
+                  </pic:nvPicPr>
+                  <pic:blipFill>
+                    <a:blip r:embed="rId10"/>
+                    <a:stretch>
+                      <a:fillRect/>
+                    </a:stretch>
+                  </pic:blipFill>
+                  <pic:spPr>
+                    <a:xfrm>
+                      <a:off x="0" y="0"/>
+                      <a:ext cx="5558899" cy="1434159"/>
+                    </a:xfrm>
+                    <a:prstGeom prst="rect">
+                      <a:avLst/>
+                    </a:prstGeom>
+                  </pic:spPr>
+                </pic:pic>
+              </a:graphicData>
+            </a:graphic>
+          </wp:inline>
+        </w:drawing>
+      </w:r>
+    </w:p>
+    <w:p>
+      <w:pPr>
+        <w:pStyle w:val="Titre2"/>
+        <w:ind w:left="0" w:firstLine="708"/>
+      </w:pPr>
+      <w:bookmarkStart w:id="49" w:name="_Toc187673814"/>
+      <w:r>
+        <w:lastRenderedPageBreak/>
+        <w:t xml:space="preserve">6.5 Vérification du </w:t>
+      </w:r>
+      <w:proofErr w:type="spellStart"/>
+      <w:r>
+        <w:t>token</w:t>
+      </w:r>
+      <w:proofErr w:type="spellEnd"/>
+      <w:r>
+        <w:t xml:space="preserve"> JWT </w:t>
+      </w:r>
+    </w:p>
+    <w:p>
+      <w:pPr>
+        <w:pStyle w:val="Retraitcorpsdetexte"/>
+        <w:rPr>
+          <w:i/>
+          <w:iCs/>
+          <w:sz w:val="18"/>
+          <w:szCs w:val="18"/>
+        </w:rPr>
+      </w:pPr>
       <w:r>
         <w:rPr>
           <w:i/>
@@ -5350,6 +5528,154 @@
     </w:p>
     <w:p>
       <w:pPr>
+        <w:pStyle w:val="Retraitcorpsdetexte"/>
+        <w:rPr>
+          <w:sz w:val="24"/>
+          <w:szCs w:val="24"/>
+        </w:rPr>
+      </w:pPr>
+      <w:r>
+        <w:rPr>
+          <w:sz w:val="24"/>
+          <w:szCs w:val="24"/>
+        </w:rPr>
+        <w:t>Le</w:t>
+      </w:r>
+      <w:r>
+        <w:rPr>
+          <w:sz w:val="24"/>
+          <w:szCs w:val="24"/>
+        </w:rPr>
+        <w:t xml:space="preserve"> code vérifie automatiquement les JWT à l'aide du middleware verifyToken ci-dessous</w:t>
+      </w:r>
+      <w:r>
+        <w:rPr>
+          <w:sz w:val="24"/>
+          <w:szCs w:val="24"/>
+        </w:rPr>
+        <w:t> :</w:t>
+      </w:r>
+    </w:p>
+    <w:p>
+      <w:pPr>
+        <w:pStyle w:val="Retraitcorpsdetexte"/>
+        <w:rPr>
+          <w:sz w:val="24"/>
+          <w:szCs w:val="24"/>
+        </w:rPr>
+      </w:pPr>
+      <w:r>
+        <w:rPr>
+          <w:noProof/>
+        </w:rPr>
+        <w:drawing>
+          <wp:inline distT="0" distB="0" distL="0" distR="0" wp14:anchorId="41CD6D7B" wp14:editId="276E820D">
+            <wp:extent cx="3660720" cy="2261212"/>
+            <wp:effectExtent l="0" t="0" r="0" b="6350"/>
+            <wp:docPr id="5" name="Image 5"/>
+            <wp:cNvGraphicFramePr>
+              <a:graphicFrameLocks xmlns:a="http://schemas.openxmlformats.org/drawingml/2006/main" noChangeAspect="1"/>
+            </wp:cNvGraphicFramePr>
+            <a:graphic xmlns:a="http://schemas.openxmlformats.org/drawingml/2006/main">
+              <a:graphicData uri="http://schemas.openxmlformats.org/drawingml/2006/picture">
+                <pic:pic xmlns:pic="http://schemas.openxmlformats.org/drawingml/2006/picture">
+                  <pic:nvPicPr>
+                    <pic:cNvPr id="1" name=""/>
+                    <pic:cNvPicPr/>
+                  </pic:nvPicPr>
+                  <pic:blipFill>
+                    <a:blip r:embed="rId11"/>
+                    <a:stretch>
+                      <a:fillRect/>
+                    </a:stretch>
+                  </pic:blipFill>
+                  <pic:spPr>
+                    <a:xfrm>
+                      <a:off x="0" y="0"/>
+                      <a:ext cx="3668703" cy="2266143"/>
+                    </a:xfrm>
+                    <a:prstGeom prst="rect">
+                      <a:avLst/>
+                    </a:prstGeom>
+                  </pic:spPr>
+                </pic:pic>
+              </a:graphicData>
+            </a:graphic>
+          </wp:inline>
+        </w:drawing>
+      </w:r>
+    </w:p>
+    <w:p>
+      <w:pPr>
+        <w:pStyle w:val="Retraitcorpsdetexte"/>
+        <w:rPr>
+          <w:sz w:val="24"/>
+          <w:szCs w:val="24"/>
+        </w:rPr>
+      </w:pPr>
+      <w:r>
+        <w:rPr>
+          <w:sz w:val="24"/>
+          <w:szCs w:val="24"/>
+        </w:rPr>
+        <w:t xml:space="preserve">Ce code récupère le jeton JWT des cookies du site à l'aide de l'analyseur de cookies. S'il n'y a pas de jeton, la vérification est ignorée. Le programme qui utilise la fonction de </w:t>
+      </w:r>
+      <w:r>
+        <w:rPr>
+          <w:sz w:val="24"/>
+          <w:szCs w:val="24"/>
+        </w:rPr>
+        <w:t xml:space="preserve">la librairie </w:t>
+      </w:r>
+      <w:proofErr w:type="spellStart"/>
+      <w:r>
+        <w:rPr>
+          <w:sz w:val="24"/>
+          <w:szCs w:val="24"/>
+        </w:rPr>
+        <w:t>jsonwebtoken</w:t>
+      </w:r>
+      <w:proofErr w:type="spellEnd"/>
+      <w:r>
+        <w:rPr>
+          <w:sz w:val="24"/>
+          <w:szCs w:val="24"/>
+        </w:rPr>
+        <w:t>,</w:t>
+      </w:r>
+      <w:r>
+        <w:rPr>
+          <w:sz w:val="24"/>
+          <w:szCs w:val="24"/>
+        </w:rPr>
+        <w:t xml:space="preserve"> </w:t>
+      </w:r>
+      <w:proofErr w:type="spellStart"/>
+      <w:r>
+        <w:rPr>
+          <w:sz w:val="24"/>
+          <w:szCs w:val="24"/>
+        </w:rPr>
+        <w:t>verify</w:t>
+      </w:r>
+      <w:proofErr w:type="spellEnd"/>
+      <w:r>
+        <w:rPr>
+          <w:sz w:val="24"/>
+          <w:szCs w:val="24"/>
+        </w:rPr>
+        <w:t xml:space="preserve"> pour vérifier</w:t>
+      </w:r>
+      <w:r>
+        <w:rPr>
+          <w:sz w:val="24"/>
+          <w:szCs w:val="24"/>
+        </w:rPr>
+        <w:t xml:space="preserve"> si le JWT est valide ou non. Si c'est le cas, l'utilisateur est autorisé à aller où il le souhaite.</w:t>
+      </w:r>
+    </w:p>
+    <w:p>
+      <w:pPr>
         <w:pStyle w:val="Titre2"/>
         <w:ind w:left="0" w:firstLine="708"/>
       </w:pPr>
@@ -5441,7 +5767,7 @@
           <w:sz w:val="24"/>
           <w:szCs w:val="24"/>
         </w:rPr>
-        <w:t>Mon</w:t>
+        <w:t>Le</w:t>
       </w:r>
       <w:r>
         <w:rPr>
@@ -5483,6 +5809,7 @@
       </w:r>
       <w:r>
         <w:rPr>
+          <w:noProof/>
           <w:sz w:val="24"/>
           <w:szCs w:val="24"/>
         </w:rPr>
@@ -5502,7 +5829,7 @@
                     <pic:cNvPicPr/>
                   </pic:nvPicPr>
                   <pic:blipFill>
-                    <a:blip r:embed="rId9"/>
+                    <a:blip r:embed="rId12"/>
                     <a:stretch>
                       <a:fillRect/>
                     </a:stretch>
@@ -5531,7 +5858,6 @@
       <w:bookmarkStart w:id="54" w:name="_Toc187673819"/>
       <w:bookmarkEnd w:id="53"/>
       <w:r>
-        <w:lastRenderedPageBreak/>
         <w:t xml:space="preserve">6.8 Utilisation de </w:t>
       </w:r>
       <w:proofErr w:type="spellStart"/>
@@ -5611,6 +5937,7 @@
       </w:pPr>
       <w:bookmarkStart w:id="55" w:name="_Toc187673820"/>
       <w:r>
+        <w:lastRenderedPageBreak/>
         <w:t>6.9 Versioning</w:t>
       </w:r>
       <w:bookmarkEnd w:id="55"/>
@@ -5730,7 +6057,7 @@
         </w:rPr>
         <w:t xml:space="preserve">Lien du repo GitHub : </w:t>
       </w:r>
-      <w:hyperlink r:id="rId10" w:history="1">
+      <w:hyperlink r:id="rId13" w:history="1">
         <w:r>
           <w:rPr>
             <w:rStyle w:val="Lienhypertexte"/>
@@ -5766,6 +6093,7 @@
       </w:r>
       <w:r>
         <w:rPr>
+          <w:noProof/>
           <w:sz w:val="24"/>
           <w:szCs w:val="24"/>
         </w:rPr>
@@ -5785,7 +6113,7 @@
                     <pic:cNvPicPr/>
                   </pic:nvPicPr>
                   <pic:blipFill>
-                    <a:blip r:embed="rId11"/>
+                    <a:blip r:embed="rId14"/>
                     <a:stretch>
                       <a:fillRect/>
                     </a:stretch>
@@ -6123,7 +6451,6 @@
       <w:bookmarkStart w:id="74" w:name="_Toc308526344"/>
       <w:bookmarkStart w:id="75" w:name="_Toc187673827"/>
       <w:r>
-        <w:lastRenderedPageBreak/>
         <w:t>Bilan de la planification</w:t>
       </w:r>
       <w:bookmarkEnd w:id="73"/>
@@ -6154,15 +6481,7 @@
         <w:t xml:space="preserve"> projet.</w:t>
       </w:r>
       <w:r>
-        <w:t xml:space="preserve"> Indiquer </w:t>
-      </w:r>
-      <w:proofErr w:type="gramStart"/>
-      <w:r>
-        <w:t>les différence</w:t>
-      </w:r>
-      <w:proofErr w:type="gramEnd"/>
-      <w:r>
-        <w:t xml:space="preserve"> entre les planifications initiales et détaillées avec le journal de travail.</w:t>
+        <w:t xml:space="preserve"> Indiquer les différence entre les planifications initiales et détaillées avec le journal de travail.</w:t>
       </w:r>
     </w:p>
     <w:p>
@@ -6248,6 +6567,7 @@
         </w:numPr>
       </w:pPr>
       <w:r>
+        <w:lastRenderedPageBreak/>
         <w:t>Qu’est que ce projet m’a appris ?</w:t>
       </w:r>
     </w:p>
@@ -6479,8 +6799,8 @@
       </w:r>
     </w:p>
     <w:sectPr>
-      <w:headerReference w:type="default" r:id="rId12"/>
-      <w:footerReference w:type="default" r:id="rId13"/>
+      <w:headerReference w:type="default" r:id="rId15"/>
+      <w:footerReference w:type="default" r:id="rId16"/>
       <w:pgSz w:w="11906" w:h="16838" w:code="9"/>
       <w:pgMar w:top="1418" w:right="1418" w:bottom="1418" w:left="1418" w:header="709" w:footer="709" w:gutter="0"/>
       <w:cols w:space="708"/>
@@ -6953,7 +7273,7 @@
               <w:noProof/>
               <w:szCs w:val="16"/>
             </w:rPr>
-            <w:t>13.01.2025 15:21</w:t>
+            <w:t>14.02.2025 11:54</w:t>
           </w:r>
           <w:r>
             <w:rPr>
@@ -7165,7 +7485,7 @@
         <v:path o:extrusionok="f" gradientshapeok="t" o:connecttype="rect"/>
         <o:lock v:ext="edit" aspectratio="t"/>
       </v:shapetype>
-      <v:shape id="_x0000_i1076" type="#_x0000_t75" style="width:11.25pt;height:11.25pt" o:bullet="t">
+      <v:shape id="_x0000_i1038" type="#_x0000_t75" style="width:11.25pt;height:11.25pt" o:bullet="t">
         <v:imagedata r:id="rId1" o:title="BD10263_"/>
       </v:shape>
     </w:pict>
